--- a/zht/docx/173.content.docx
+++ b/zht/docx/173.content.docx
@@ -355,18 +355,12 @@
           <w:lang w:val="zh_TW" w:bidi="zh_TW"/>
         </w:rPr>
       </w:r>
-      <w:hyperlink r:id="rId13">
-        <w:r>
-          <w:rPr>
-            <w:lang w:val="zh_TW" w:bidi="zh_TW"/>
-          </w:rPr>
-          <w:rPr>
-            <w:color w:val="0000EE"/>
-            <w:u w:val="single"/>
-          </w:rPr>
-          <w:t>創世記10:19</w:t>
-        </w:r>
-      </w:hyperlink>
+      <w:r>
+        <w:rPr>
+          <w:lang w:val="zh_TW" w:bidi="zh_TW"/>
+        </w:rPr>
+        <w:t>創世記10:19</w:t>
+      </w:r>
     </w:p>
     <w:p>
       <w:pPr>
@@ -379,18 +373,12 @@
           <w:lang w:val="zh_TW" w:bidi="zh_TW"/>
         </w:rPr>
       </w:r>
-      <w:hyperlink r:id="rId14">
-        <w:r>
-          <w:rPr>
-            <w:lang w:val="zh_TW" w:bidi="zh_TW"/>
-          </w:rPr>
-          <w:rPr>
-            <w:color w:val="0000EE"/>
-            <w:u w:val="single"/>
-          </w:rPr>
-          <w:t>創世記13:12</w:t>
-        </w:r>
-      </w:hyperlink>
+      <w:r>
+        <w:rPr>
+          <w:lang w:val="zh_TW" w:bidi="zh_TW"/>
+        </w:rPr>
+        <w:t>創世記13:12</w:t>
+      </w:r>
     </w:p>
     <w:p>
       <w:pPr>
@@ -403,18 +391,12 @@
           <w:lang w:val="zh_TW" w:bidi="zh_TW"/>
         </w:rPr>
       </w:r>
-      <w:hyperlink r:id="rId15">
-        <w:r>
-          <w:rPr>
-            <w:lang w:val="zh_TW" w:bidi="zh_TW"/>
-          </w:rPr>
-          <w:rPr>
-            <w:color w:val="0000EE"/>
-            <w:u w:val="single"/>
-          </w:rPr>
-          <w:t>馬太福音10:15</w:t>
-        </w:r>
-      </w:hyperlink>
+      <w:r>
+        <w:rPr>
+          <w:lang w:val="zh_TW" w:bidi="zh_TW"/>
+        </w:rPr>
+        <w:t>馬太福音10:15</w:t>
+      </w:r>
     </w:p>
     <w:p>
       <w:pPr>
@@ -427,18 +409,12 @@
           <w:lang w:val="zh_TW" w:bidi="zh_TW"/>
         </w:rPr>
       </w:r>
-      <w:hyperlink r:id="rId16">
-        <w:r>
-          <w:rPr>
-            <w:lang w:val="zh_TW" w:bidi="zh_TW"/>
-          </w:rPr>
-          <w:rPr>
-            <w:color w:val="0000EE"/>
-            <w:u w:val="single"/>
-          </w:rPr>
-          <w:t>馬太福音11:24</w:t>
-        </w:r>
-      </w:hyperlink>
+      <w:r>
+        <w:rPr>
+          <w:lang w:val="zh_TW" w:bidi="zh_TW"/>
+        </w:rPr>
+        <w:t>馬太福音11:24</w:t>
+      </w:r>
     </w:p>
     <w:p>
       <w:pPr>
@@ -710,18 +686,12 @@
           <w:lang w:val="zh_TW" w:bidi="zh_TW"/>
         </w:rPr>
       </w:r>
-      <w:hyperlink r:id="rId17">
-        <w:r>
-          <w:rPr>
-            <w:lang w:val="zh_TW" w:bidi="zh_TW"/>
-          </w:rPr>
-          <w:rPr>
-            <w:color w:val="0000EE"/>
-            <w:u w:val="single"/>
-          </w:rPr>
-          <w:t>歷代志上3:19–21</w:t>
-        </w:r>
-      </w:hyperlink>
+      <w:r>
+        <w:rPr>
+          <w:lang w:val="zh_TW" w:bidi="zh_TW"/>
+        </w:rPr>
+        <w:t>歷代志上3:19–21</w:t>
+      </w:r>
     </w:p>
     <w:p>
       <w:pPr>
@@ -734,18 +704,12 @@
           <w:lang w:val="zh_TW" w:bidi="zh_TW"/>
         </w:rPr>
       </w:r>
-      <w:hyperlink r:id="rId18">
-        <w:r>
-          <w:rPr>
-            <w:lang w:val="zh_TW" w:bidi="zh_TW"/>
-          </w:rPr>
-          <w:rPr>
-            <w:color w:val="0000EE"/>
-            <w:u w:val="single"/>
-          </w:rPr>
-          <w:t>以斯拉記2:1–2</w:t>
-        </w:r>
-      </w:hyperlink>
+      <w:r>
+        <w:rPr>
+          <w:lang w:val="zh_TW" w:bidi="zh_TW"/>
+        </w:rPr>
+        <w:t>以斯拉記2:1–2</w:t>
+      </w:r>
     </w:p>
     <w:p>
       <w:pPr>
@@ -758,18 +722,12 @@
           <w:lang w:val="zh_TW" w:bidi="zh_TW"/>
         </w:rPr>
       </w:r>
-      <w:hyperlink r:id="rId19">
-        <w:r>
-          <w:rPr>
-            <w:lang w:val="zh_TW" w:bidi="zh_TW"/>
-          </w:rPr>
-          <w:rPr>
-            <w:color w:val="0000EE"/>
-            <w:u w:val="single"/>
-          </w:rPr>
-          <w:t>以斯拉記3:8–9</w:t>
-        </w:r>
-      </w:hyperlink>
+      <w:r>
+        <w:rPr>
+          <w:lang w:val="zh_TW" w:bidi="zh_TW"/>
+        </w:rPr>
+        <w:t>以斯拉記3:8–9</w:t>
+      </w:r>
     </w:p>
     <w:p>
       <w:pPr>
@@ -782,18 +740,12 @@
           <w:lang w:val="zh_TW" w:bidi="zh_TW"/>
         </w:rPr>
       </w:r>
-      <w:hyperlink r:id="rId20">
-        <w:r>
-          <w:rPr>
-            <w:lang w:val="zh_TW" w:bidi="zh_TW"/>
-          </w:rPr>
-          <w:rPr>
-            <w:color w:val="0000EE"/>
-            <w:u w:val="single"/>
-          </w:rPr>
-          <w:t>路加福音3:27–29</w:t>
-        </w:r>
-      </w:hyperlink>
+      <w:r>
+        <w:rPr>
+          <w:lang w:val="zh_TW" w:bidi="zh_TW"/>
+        </w:rPr>
+        <w:t>路加福音3:27–29</w:t>
+      </w:r>
     </w:p>
     <w:p>
       <w:pPr>
@@ -806,18 +758,12 @@
           <w:lang w:val="zh_TW" w:bidi="zh_TW"/>
         </w:rPr>
       </w:r>
-      <w:hyperlink r:id="rId21">
-        <w:r>
-          <w:rPr>
-            <w:lang w:val="zh_TW" w:bidi="zh_TW"/>
-          </w:rPr>
-          <w:rPr>
-            <w:color w:val="0000EE"/>
-            <w:u w:val="single"/>
-          </w:rPr>
-          <w:t>馬太福音1:12</w:t>
-        </w:r>
-      </w:hyperlink>
+      <w:r>
+        <w:rPr>
+          <w:lang w:val="zh_TW" w:bidi="zh_TW"/>
+        </w:rPr>
+        <w:t>馬太福音1:12</w:t>
+      </w:r>
     </w:p>
     <w:p>
       <w:pPr>
@@ -1101,18 +1047,12 @@
           <w:lang w:val="zh_TW" w:bidi="zh_TW"/>
         </w:rPr>
       </w:r>
-      <w:hyperlink r:id="rId22">
-        <w:r>
-          <w:rPr>
-            <w:lang w:val="zh_TW" w:bidi="zh_TW"/>
-          </w:rPr>
-          <w:rPr>
-            <w:color w:val="0000EE"/>
-            <w:u w:val="single"/>
-          </w:rPr>
-          <w:t>使徒行傳7:47–50</w:t>
-        </w:r>
-      </w:hyperlink>
+      <w:r>
+        <w:rPr>
+          <w:lang w:val="zh_TW" w:bidi="zh_TW"/>
+        </w:rPr>
+        <w:t>使徒行傳7:47–50</w:t>
+      </w:r>
     </w:p>
     <w:p>
       <w:pPr>
@@ -1125,18 +1065,12 @@
           <w:lang w:val="zh_TW" w:bidi="zh_TW"/>
         </w:rPr>
       </w:r>
-      <w:hyperlink r:id="rId23">
-        <w:r>
-          <w:rPr>
-            <w:lang w:val="zh_TW" w:bidi="zh_TW"/>
-          </w:rPr>
-          <w:rPr>
-            <w:color w:val="0000EE"/>
-            <w:u w:val="single"/>
-          </w:rPr>
-          <w:t>路加福音12:27</w:t>
-        </w:r>
-      </w:hyperlink>
+      <w:r>
+        <w:rPr>
+          <w:lang w:val="zh_TW" w:bidi="zh_TW"/>
+        </w:rPr>
+        <w:t>路加福音12:27</w:t>
+      </w:r>
     </w:p>
     <w:p>
       <w:pPr>
@@ -1149,18 +1083,12 @@
           <w:lang w:val="zh_TW" w:bidi="zh_TW"/>
         </w:rPr>
       </w:r>
-      <w:hyperlink r:id="rId24">
-        <w:r>
-          <w:rPr>
-            <w:lang w:val="zh_TW" w:bidi="zh_TW"/>
-          </w:rPr>
-          <w:rPr>
-            <w:color w:val="0000EE"/>
-            <w:u w:val="single"/>
-          </w:rPr>
-          <w:t>馬太福音1:7–8</w:t>
-        </w:r>
-      </w:hyperlink>
+      <w:r>
+        <w:rPr>
+          <w:lang w:val="zh_TW" w:bidi="zh_TW"/>
+        </w:rPr>
+        <w:t>馬太福音1:7–8</w:t>
+      </w:r>
     </w:p>
     <w:p>
       <w:pPr>
@@ -1173,18 +1101,12 @@
           <w:lang w:val="zh_TW" w:bidi="zh_TW"/>
         </w:rPr>
       </w:r>
-      <w:hyperlink r:id="rId25">
-        <w:r>
-          <w:rPr>
-            <w:lang w:val="zh_TW" w:bidi="zh_TW"/>
-          </w:rPr>
-          <w:rPr>
-            <w:color w:val="0000EE"/>
-            <w:u w:val="single"/>
-          </w:rPr>
-          <w:t>馬太福音6:29</w:t>
-        </w:r>
-      </w:hyperlink>
+      <w:r>
+        <w:rPr>
+          <w:lang w:val="zh_TW" w:bidi="zh_TW"/>
+        </w:rPr>
+        <w:t>馬太福音6:29</w:t>
+      </w:r>
     </w:p>
     <w:p>
       <w:pPr>
@@ -1197,18 +1119,12 @@
           <w:lang w:val="zh_TW" w:bidi="zh_TW"/>
         </w:rPr>
       </w:r>
-      <w:hyperlink r:id="rId26">
-        <w:r>
-          <w:rPr>
-            <w:lang w:val="zh_TW" w:bidi="zh_TW"/>
-          </w:rPr>
-          <w:rPr>
-            <w:color w:val="0000EE"/>
-            <w:u w:val="single"/>
-          </w:rPr>
-          <w:t>馬太福音12:42</w:t>
-        </w:r>
-      </w:hyperlink>
+      <w:r>
+        <w:rPr>
+          <w:lang w:val="zh_TW" w:bidi="zh_TW"/>
+        </w:rPr>
+        <w:t>馬太福音12:42</w:t>
+      </w:r>
     </w:p>
     <w:p>
       <w:pPr>
@@ -1710,18 +1626,12 @@
           <w:lang w:val="zh_TW" w:bidi="zh_TW"/>
         </w:rPr>
       </w:r>
-      <w:hyperlink r:id="rId27">
-        <w:r>
-          <w:rPr>
-            <w:lang w:val="zh_TW" w:bidi="zh_TW"/>
-          </w:rPr>
-          <w:rPr>
-            <w:color w:val="0000EE"/>
-            <w:u w:val="single"/>
-          </w:rPr>
-          <w:t>申命記34:1–3</w:t>
-        </w:r>
-      </w:hyperlink>
+      <w:r>
+        <w:rPr>
+          <w:lang w:val="zh_TW" w:bidi="zh_TW"/>
+        </w:rPr>
+        <w:t>申命記34:1–3</w:t>
+      </w:r>
     </w:p>
     <w:p>
       <w:pPr>
@@ -1734,18 +1644,12 @@
           <w:lang w:val="zh_TW" w:bidi="zh_TW"/>
         </w:rPr>
       </w:r>
-      <w:hyperlink r:id="rId28">
-        <w:r>
-          <w:rPr>
-            <w:lang w:val="zh_TW" w:bidi="zh_TW"/>
-          </w:rPr>
-          <w:rPr>
-            <w:color w:val="0000EE"/>
-            <w:u w:val="single"/>
-          </w:rPr>
-          <w:t>創世記13:10–11</w:t>
-        </w:r>
-      </w:hyperlink>
+      <w:r>
+        <w:rPr>
+          <w:lang w:val="zh_TW" w:bidi="zh_TW"/>
+        </w:rPr>
+        <w:t>創世記13:10–11</w:t>
+      </w:r>
     </w:p>
     <w:p>
       <w:pPr>
@@ -1758,18 +1662,12 @@
           <w:lang w:val="zh_TW" w:bidi="zh_TW"/>
         </w:rPr>
       </w:r>
-      <w:hyperlink r:id="rId29">
-        <w:r>
-          <w:rPr>
-            <w:lang w:val="zh_TW" w:bidi="zh_TW"/>
-          </w:rPr>
-          <w:rPr>
-            <w:color w:val="0000EE"/>
-            <w:u w:val="single"/>
-          </w:rPr>
-          <w:t>創世記14:1–2</w:t>
-        </w:r>
-      </w:hyperlink>
+      <w:r>
+        <w:rPr>
+          <w:lang w:val="zh_TW" w:bidi="zh_TW"/>
+        </w:rPr>
+        <w:t>創世記14:1–2</w:t>
+      </w:r>
     </w:p>
     <w:p>
       <w:pPr>
@@ -1782,18 +1680,12 @@
           <w:lang w:val="zh_TW" w:bidi="zh_TW"/>
         </w:rPr>
       </w:r>
-      <w:hyperlink r:id="rId30">
-        <w:r>
-          <w:rPr>
-            <w:lang w:val="zh_TW" w:bidi="zh_TW"/>
-          </w:rPr>
-          <w:rPr>
-            <w:color w:val="0000EE"/>
-            <w:u w:val="single"/>
-          </w:rPr>
-          <w:t>創世記19:22</w:t>
-        </w:r>
-      </w:hyperlink>
+      <w:r>
+        <w:rPr>
+          <w:lang w:val="zh_TW" w:bidi="zh_TW"/>
+        </w:rPr>
+        <w:t>創世記19:22</w:t>
+      </w:r>
     </w:p>
     <w:p>
       <w:pPr>
@@ -1806,18 +1698,12 @@
           <w:lang w:val="zh_TW" w:bidi="zh_TW"/>
         </w:rPr>
       </w:r>
-      <w:hyperlink r:id="rId31">
-        <w:r>
-          <w:rPr>
-            <w:lang w:val="zh_TW" w:bidi="zh_TW"/>
-          </w:rPr>
-          <w:rPr>
-            <w:color w:val="0000EE"/>
-            <w:u w:val="single"/>
-          </w:rPr>
-          <w:t>創世記19:23</w:t>
-        </w:r>
-      </w:hyperlink>
+      <w:r>
+        <w:rPr>
+          <w:lang w:val="zh_TW" w:bidi="zh_TW"/>
+        </w:rPr>
+        <w:t>創世記19:23</w:t>
+      </w:r>
     </w:p>
     <w:p>
       <w:pPr>
